--- a/vcv/vcv-cortes-finos-s-a-de-c-v--ejecutivo.docx
+++ b/vcv/vcv-cortes-finos-s-a-de-c-v--ejecutivo.docx
@@ -80,7 +80,7 @@
           <w:sz w:val="18"/>
           <w:szCs w:val="18"/>
         </w:rPr>
-        <w:t xml:space="preserve">Fecha de Emisión: 19 de septiembre de 2026</w:t>
+        <w:t xml:space="preserve">Fecha de Emisión: 20 de septiembre de 2026</w:t>
       </w:r>
     </w:p>
     <w:tbl>
